--- a/docs/Guia_despliegue_nube.docx
+++ b/docs/Guia_despliegue_nube.docx
@@ -15,7 +15,7 @@
           <w:sz w:val="40"/>
           <w:szCs w:val="40"/>
         </w:rPr>
-        <w:t xml:space="preserve">Práctica 3 – Matrícula de Cursos de Extensión</w:t>
+        <w:t xml:space="preserve">Tarea – Matrícula de Cursos de Extensión</w:t>
       </w:r>
     </w:p>
     <w:p>
@@ -149,7 +149,7 @@
             </w:tcMar>
           </w:tcPr>
           <w:p>
-            <w:hyperlink w:history="1" r:id="rId3rh3t_b9aooalsm66m7pt">
+            <w:hyperlink w:history="1" r:id="rIdabz5i70ckgwkx8a4p_ugy">
               <w:r>
                 <w:rPr>
                   <w:rStyle w:val="Hyperlink"/>
@@ -200,7 +200,7 @@
             </w:tcMar>
           </w:tcPr>
           <w:p>
-            <w:hyperlink w:history="1" r:id="rIdrrslx55wgksr_thqb1qbz">
+            <w:hyperlink w:history="1" r:id="rIdlama0nzxgxcnqjqiiirqv">
               <w:r>
                 <w:rPr>
                   <w:rStyle w:val="Hyperlink"/>
@@ -251,7 +251,7 @@
             </w:tcMar>
           </w:tcPr>
           <w:p>
-            <w:hyperlink w:history="1" r:id="rId_xlkgsrtqt7d2l1fqgtyl">
+            <w:hyperlink w:history="1" r:id="rId743a08nfs_21jw1hojs7p">
               <w:r>
                 <w:rPr>
                   <w:rStyle w:val="Hyperlink"/>
@@ -4192,7 +4192,7 @@
         <w:spacing w:after="120"/>
       </w:pPr>
       <w:r>
-        <w:t xml:space="preserve">Dirección: https://matricula-front.onrender.com. El menú principal une todas las páginas (punto 5 de la práctica).</w:t>
+        <w:t xml:space="preserve">Dirección: https://matricula-front.onrender.com. El menú principal une todas las páginas (punto 5 de la tarea).</w:t>
       </w:r>
     </w:p>
     <w:p>
@@ -5264,7 +5264,7 @@
         <w:sz w:val="18"/>
         <w:szCs w:val="18"/>
       </w:rPr>
-      <w:t xml:space="preserve">Práctica 3 – Matrícula de Cursos · Página </w:t>
+      <w:t xml:space="preserve">Tarea – Matrícula de Cursos · Página </w:t>
     </w:r>
     <w:r>
       <w:rPr>
